--- a/zht/docx/08.content.docx
+++ b/zht/docx/08.content.docx
@@ -136,13 +136,6 @@
         <w:rPr>
           <w:lang w:val="zh_TW" w:bidi="zh_TW"/>
         </w:rPr>
-      </w:r>
-      <w:r>
-        <w:rPr>
-          <w:i/>
-          <w:lang w:val="zh_TW" w:bidi="zh_TW"/>
-        </w:rPr>
-        <w:t>路得記 1:1, 路得記 1:1 (#2), 路得記 1:3, 路得記 1:5, 路得記 1:6, 路得記 1:8, 路得記 1:9, 路得記 1:13, 路得記 1:16, 路得記 1:17, 路得記 1:19, 路得記 1:20, 路得記 1:22, 路得記 2:1, 路得記 2:2, 路得記 2:4, 路得記 2:5, 路得記 2:8, 路得記 2:10, 路得記 2:11, 路得記 2:12, 路得記 2:15, 路得記 2:16, 路得記 2:19, 路得記 2:20, 路得記 2:22, 路得記 2:23, 路得記 3:1, 路得記 3:3, 路得記 3:4, 路得記 3:5, 路得記 3:8, 路得記 3:9, 路得記 3:10, 路得記 3:11, 路得記 3:12, 路得記 3:13, 路得記 3:14, 路得記 3:15, 路得記 3:18, 路得記 4:1, 路得記 4:2, 路得記 4:3, 路得記 4:4, 路得記 4:4 (#2), 路得記 4:5, 路得記 4:6, 路得記 4:6 (#2), 路得記 4:8, 路得記 4:9, 路得記 4:10, 路得記 4:12, 路得記 4:15, 路得記 4:16, 路得記 4:17, 路得記 4:17 (#2)</w:t>
       </w:r>
       <w:r>
         <w:rPr>

--- a/zht/docx/08.content.docx
+++ b/zht/docx/08.content.docx
@@ -123,19 +123,6 @@
           <w:lang w:val="zh_TW" w:bidi="zh_TW"/>
         </w:rPr>
         <w:t>RUT</w:t>
-      </w:r>
-      <w:r>
-        <w:rPr>
-          <w:lang w:val="zh_TW" w:bidi="zh_TW"/>
-        </w:rPr>
-      </w:r>
-    </w:p>
-    <w:p>
-      <w:pPr/>
-      <w:r>
-        <w:rPr>
-          <w:lang w:val="zh_TW" w:bidi="zh_TW"/>
-        </w:rPr>
       </w:r>
       <w:r>
         <w:rPr>

--- a/zht/docx/08.content.docx
+++ b/zht/docx/08.content.docx
@@ -19,7 +19,7 @@
         <w:rPr>
           <w:lang w:val="zh_TW" w:bidi="zh_TW"/>
         </w:rPr>
-        <w:t>Resource: 翻譯問題 (unfoldingWord)</w:t>
+        <w:t>Resource: unfoldingWord® Translation Questions</w:t>
       </w:r>
       <w:r>
         <w:rPr>
@@ -85,7 +85,7 @@
         <w:rPr>
           <w:lang w:val="zh_TW" w:bidi="zh_TW"/>
         </w:rPr>
-        <w:t>翻譯問題 (unfoldingWord)</w:t>
+        <w:t>unfoldingWord® Translation Questions</w:t>
       </w:r>
     </w:p>
     <w:p>
